--- a/frontend/public/Lab2_DAR.docx
+++ b/frontend/public/Lab2_DAR.docx
@@ -14,8 +14,6 @@
           <w:szCs w:val="36"/>
         </w:rPr>
       </w:pPr>
-      <w:bookmarkStart w:id="0" w:name="_GoBack"/>
-      <w:bookmarkEnd w:id="0"/>
       <w:r>
         <w:rPr>
           <w:rFonts w:ascii="Cambria" w:eastAsia="Cambria" w:hAnsi="Cambria" w:cs="Cambria"/>
@@ -2242,7 +2240,6 @@
           </w:tcPr>
           <w:p>
             <w:pPr>
-              <w:jc w:val="center"/>
               <w:rPr>
                 <w:rFonts w:ascii="Cambria" w:eastAsia="Cambria" w:hAnsi="Cambria" w:cs="Cambria"/>
                 <w:bCs/>
@@ -2313,7 +2310,6 @@
           </w:tcPr>
           <w:p>
             <w:pPr>
-              <w:jc w:val="center"/>
               <w:rPr>
                 <w:rFonts w:ascii="Cambria" w:eastAsia="Cambria" w:hAnsi="Cambria" w:cs="Cambria"/>
                 <w:bCs/>
@@ -2428,6 +2424,8 @@
                 <w:szCs w:val="20"/>
               </w:rPr>
             </w:pPr>
+            <w:bookmarkStart w:id="0" w:name="_GoBack"/>
+            <w:bookmarkEnd w:id="0"/>
           </w:p>
         </w:tc>
         <w:tc>

--- a/frontend/public/Lab2_DAR.docx
+++ b/frontend/public/Lab2_DAR.docx
@@ -2424,8 +2424,6 @@
                 <w:szCs w:val="20"/>
               </w:rPr>
             </w:pPr>
-            <w:bookmarkStart w:id="0" w:name="_GoBack"/>
-            <w:bookmarkEnd w:id="0"/>
           </w:p>
         </w:tc>
         <w:tc>
@@ -2578,13 +2576,8 @@
         </w:rPr>
         <w:t>}</w:t>
       </w:r>
-      <w:r>
-        <w:rPr>
-          <w:rFonts w:ascii="Cambria" w:eastAsia="Cambria" w:hAnsi="Cambria" w:cs="Cambria"/>
-          <w:u w:val="single"/>
-        </w:rPr>
-        <w:t>_____________________________________________________________________________________________</w:t>
-      </w:r>
+      <w:bookmarkStart w:id="0" w:name="_GoBack"/>
+      <w:bookmarkEnd w:id="0"/>
     </w:p>
     <w:p>
       <w:pPr>
@@ -2877,7 +2870,6 @@
               <w:rPr>
                 <w:rFonts w:ascii="Cambria" w:eastAsia="Cambria" w:hAnsi="Cambria" w:cs="Cambria"/>
               </w:rPr>
-              <w:lastRenderedPageBreak/>
               <w:t>Laboratory Custodian</w:t>
             </w:r>
           </w:p>

--- a/frontend/public/Lab2_DAR.docx
+++ b/frontend/public/Lab2_DAR.docx
@@ -74,39 +74,7 @@
           <w:sz w:val="24"/>
           <w:szCs w:val="24"/>
         </w:rPr>
-        <w:t>, School Year 202____</w:t>
-      </w:r>
-      <w:r>
-        <w:rPr>
-          <w:rFonts w:ascii="Cambria" w:eastAsia="Cambria" w:hAnsi="Cambria" w:cs="Cambria"/>
-          <w:sz w:val="24"/>
-          <w:szCs w:val="24"/>
-        </w:rPr>
-        <w:t xml:space="preserve"> </w:t>
-      </w:r>
-      <w:r>
-        <w:rPr>
-          <w:rFonts w:ascii="Cambria" w:eastAsia="Cambria" w:hAnsi="Cambria" w:cs="Cambria"/>
-          <w:sz w:val="24"/>
-          <w:szCs w:val="24"/>
-        </w:rPr>
-        <w:t>-</w:t>
-      </w:r>
-      <w:r>
-        <w:rPr>
-          <w:rFonts w:ascii="Cambria" w:eastAsia="Cambria" w:hAnsi="Cambria" w:cs="Cambria"/>
-          <w:sz w:val="24"/>
-          <w:szCs w:val="24"/>
-        </w:rPr>
-        <w:t xml:space="preserve"> </w:t>
-      </w:r>
-      <w:r>
-        <w:rPr>
-          <w:rFonts w:ascii="Cambria" w:eastAsia="Cambria" w:hAnsi="Cambria" w:cs="Cambria"/>
-          <w:sz w:val="24"/>
-          <w:szCs w:val="24"/>
-        </w:rPr>
-        <w:t>202___</w:t>
+        <w:t>, School Year 202____ - 202___</w:t>
       </w:r>
     </w:p>
     <w:p>
@@ -231,8 +199,9 @@
                 <w:szCs w:val="24"/>
                 <w:u w:val="single"/>
               </w:rPr>
-              <w:t>lab</w:t>
-            </w:r>
+              <w:t>lab_name</w:t>
+            </w:r>
+            <w:proofErr w:type="spellEnd"/>
             <w:r>
               <w:rPr>
                 <w:rFonts w:ascii="Cambria" w:eastAsia="Cambria" w:hAnsi="Cambria" w:cs="Cambria"/>
@@ -240,38 +209,12 @@
                 <w:szCs w:val="24"/>
                 <w:u w:val="single"/>
               </w:rPr>
-              <w:t>_name</w:t>
-            </w:r>
-            <w:proofErr w:type="spellEnd"/>
-            <w:r>
-              <w:rPr>
-                <w:rFonts w:ascii="Cambria" w:eastAsia="Cambria" w:hAnsi="Cambria" w:cs="Cambria"/>
-                <w:sz w:val="24"/>
-                <w:szCs w:val="24"/>
-                <w:u w:val="single"/>
-              </w:rPr>
-              <w:t>}</w:t>
-            </w:r>
-            <w:r>
-              <w:rPr>
-                <w:rFonts w:ascii="Cambria" w:eastAsia="Cambria" w:hAnsi="Cambria" w:cs="Cambria"/>
-                <w:sz w:val="24"/>
-                <w:szCs w:val="24"/>
-                <w:u w:val="single"/>
-              </w:rPr>
-              <w:t>__</w:t>
-            </w:r>
-            <w:r>
-              <w:rPr>
-                <w:rFonts w:ascii="Cambria" w:eastAsia="Cambria" w:hAnsi="Cambria" w:cs="Cambria"/>
-                <w:sz w:val="24"/>
-                <w:szCs w:val="24"/>
-                <w:u w:val="single"/>
-              </w:rPr>
-              <w:t>___</w:t>
-            </w:r>
-          </w:p>
-        </w:tc>
+              <w:t>}_____</w:t>
+            </w:r>
+          </w:p>
+        </w:tc>
+        <w:bookmarkStart w:id="0" w:name="_GoBack"/>
+        <w:bookmarkEnd w:id="0"/>
       </w:tr>
       <w:tr>
         <w:trPr>
@@ -469,15 +412,7 @@
                 <w:sz w:val="24"/>
                 <w:szCs w:val="24"/>
               </w:rPr>
-              <w:t>}</w:t>
-            </w:r>
-            <w:r>
-              <w:rPr>
-                <w:rFonts w:ascii="Cambria" w:eastAsia="Cambria" w:hAnsi="Cambria" w:cs="Cambria"/>
-                <w:sz w:val="24"/>
-                <w:szCs w:val="24"/>
-              </w:rPr>
-              <w:t xml:space="preserve"> </w:t>
+              <w:t xml:space="preserve">} </w:t>
             </w:r>
             <w:r>
               <w:rPr>
@@ -529,15 +464,7 @@
                 <w:sz w:val="24"/>
                 <w:szCs w:val="24"/>
               </w:rPr>
-              <w:t>}</w:t>
-            </w:r>
-            <w:r>
-              <w:rPr>
-                <w:rFonts w:ascii="Cambria" w:eastAsia="Cambria" w:hAnsi="Cambria" w:cs="Cambria"/>
-                <w:sz w:val="24"/>
-                <w:szCs w:val="24"/>
-              </w:rPr>
-              <w:t xml:space="preserve"> </w:t>
+              <w:t xml:space="preserve">} </w:t>
             </w:r>
             <w:r>
               <w:rPr>
@@ -589,15 +516,7 @@
                 <w:sz w:val="24"/>
                 <w:szCs w:val="24"/>
               </w:rPr>
-              <w:t>}</w:t>
-            </w:r>
-            <w:r>
-              <w:rPr>
-                <w:rFonts w:ascii="Cambria" w:eastAsia="Cambria" w:hAnsi="Cambria" w:cs="Cambria"/>
-                <w:sz w:val="24"/>
-                <w:szCs w:val="24"/>
-              </w:rPr>
-              <w:t xml:space="preserve"> </w:t>
+              <w:t xml:space="preserve">} </w:t>
             </w:r>
             <w:r>
               <w:rPr>
@@ -651,15 +570,7 @@
                 <w:sz w:val="24"/>
                 <w:szCs w:val="24"/>
               </w:rPr>
-              <w:t>}</w:t>
-            </w:r>
-            <w:r>
-              <w:rPr>
-                <w:rFonts w:ascii="Cambria" w:eastAsia="Cambria" w:hAnsi="Cambria" w:cs="Cambria"/>
-                <w:sz w:val="24"/>
-                <w:szCs w:val="24"/>
-              </w:rPr>
-              <w:t xml:space="preserve"> </w:t>
+              <w:t xml:space="preserve">} </w:t>
             </w:r>
             <w:r>
               <w:rPr>
@@ -711,15 +622,7 @@
                 <w:sz w:val="24"/>
                 <w:szCs w:val="24"/>
               </w:rPr>
-              <w:t>}</w:t>
-            </w:r>
-            <w:r>
-              <w:rPr>
-                <w:rFonts w:ascii="Cambria" w:eastAsia="Cambria" w:hAnsi="Cambria" w:cs="Cambria"/>
-                <w:sz w:val="24"/>
-                <w:szCs w:val="24"/>
-              </w:rPr>
-              <w:t xml:space="preserve"> </w:t>
+              <w:t xml:space="preserve">} </w:t>
             </w:r>
             <w:r>
               <w:rPr>
@@ -771,15 +674,7 @@
                 <w:sz w:val="24"/>
                 <w:szCs w:val="24"/>
               </w:rPr>
-              <w:t>}</w:t>
-            </w:r>
-            <w:r>
-              <w:rPr>
-                <w:rFonts w:ascii="Cambria" w:eastAsia="Cambria" w:hAnsi="Cambria" w:cs="Cambria"/>
-                <w:sz w:val="24"/>
-                <w:szCs w:val="24"/>
-              </w:rPr>
-              <w:t xml:space="preserve"> </w:t>
+              <w:t xml:space="preserve">} </w:t>
             </w:r>
             <w:r>
               <w:rPr>
@@ -833,15 +728,7 @@
                 <w:sz w:val="24"/>
                 <w:szCs w:val="24"/>
               </w:rPr>
-              <w:t>}</w:t>
-            </w:r>
-            <w:r>
-              <w:rPr>
-                <w:rFonts w:ascii="Cambria" w:eastAsia="Cambria" w:hAnsi="Cambria" w:cs="Cambria"/>
-                <w:sz w:val="24"/>
-                <w:szCs w:val="24"/>
-              </w:rPr>
-              <w:t xml:space="preserve"> </w:t>
+              <w:t xml:space="preserve">} </w:t>
             </w:r>
             <w:r>
               <w:rPr>
@@ -961,15 +848,15 @@
         <w:tblLook w:val="04A0" w:firstRow="1" w:lastRow="0" w:firstColumn="1" w:lastColumn="0" w:noHBand="0" w:noVBand="1"/>
       </w:tblPr>
       <w:tblGrid>
-        <w:gridCol w:w="864"/>
-        <w:gridCol w:w="864"/>
-        <w:gridCol w:w="864"/>
-        <w:gridCol w:w="864"/>
+        <w:gridCol w:w="931"/>
+        <w:gridCol w:w="931"/>
+        <w:gridCol w:w="931"/>
+        <w:gridCol w:w="931"/>
         <w:gridCol w:w="576"/>
-        <w:gridCol w:w="864"/>
-        <w:gridCol w:w="864"/>
-        <w:gridCol w:w="864"/>
-        <w:gridCol w:w="864"/>
+        <w:gridCol w:w="931"/>
+        <w:gridCol w:w="931"/>
+        <w:gridCol w:w="931"/>
+        <w:gridCol w:w="931"/>
       </w:tblGrid>
       <w:tr>
         <w:trPr>
@@ -1001,13 +888,17 @@
           </w:p>
           <w:p>
             <w:pPr>
-              <w:rPr>
-                <w:rFonts w:ascii="Cambria" w:eastAsia="Cambria" w:hAnsi="Cambria" w:cs="Cambria"/>
-                <w:bCs/>
-                <w:sz w:val="20"/>
-                <w:szCs w:val="20"/>
-              </w:rPr>
-            </w:pPr>
+              <w:jc w:val="center"/>
+              <w:rPr>
+                <w:rFonts w:ascii="Cambria" w:eastAsia="Cambria" w:hAnsi="Cambria" w:cs="Cambria"/>
+                <w:bCs/>
+                <w:sz w:val="20"/>
+                <w:szCs w:val="20"/>
+              </w:rPr>
+            </w:pPr>
+            <w:r>
+              <w:t>{ws_1}</w:t>
+            </w:r>
           </w:p>
           <w:p>
             <w:pPr>
@@ -1043,6 +934,20 @@
               <w:t>2</w:t>
             </w:r>
           </w:p>
+          <w:p>
+            <w:pPr>
+              <w:jc w:val="center"/>
+              <w:rPr>
+                <w:rFonts w:ascii="Cambria" w:eastAsia="Cambria" w:hAnsi="Cambria" w:cs="Cambria"/>
+                <w:bCs/>
+                <w:sz w:val="20"/>
+                <w:szCs w:val="20"/>
+              </w:rPr>
+            </w:pPr>
+            <w:r>
+              <w:t>{ws_2}</w:t>
+            </w:r>
+          </w:p>
         </w:tc>
         <w:tc>
           <w:tcPr>
@@ -1069,13 +974,17 @@
           </w:p>
           <w:p>
             <w:pPr>
-              <w:rPr>
-                <w:rFonts w:ascii="Cambria" w:eastAsia="Cambria" w:hAnsi="Cambria" w:cs="Cambria"/>
-                <w:bCs/>
-                <w:sz w:val="20"/>
-                <w:szCs w:val="20"/>
-              </w:rPr>
-            </w:pPr>
+              <w:jc w:val="center"/>
+              <w:rPr>
+                <w:rFonts w:ascii="Cambria" w:eastAsia="Cambria" w:hAnsi="Cambria" w:cs="Cambria"/>
+                <w:bCs/>
+                <w:sz w:val="20"/>
+                <w:szCs w:val="20"/>
+              </w:rPr>
+            </w:pPr>
+            <w:r>
+              <w:t>{ws_3}</w:t>
+            </w:r>
           </w:p>
         </w:tc>
         <w:tc>
@@ -1103,13 +1012,17 @@
           </w:p>
           <w:p>
             <w:pPr>
-              <w:rPr>
-                <w:rFonts w:ascii="Cambria" w:eastAsia="Cambria" w:hAnsi="Cambria" w:cs="Cambria"/>
-                <w:bCs/>
-                <w:sz w:val="20"/>
-                <w:szCs w:val="20"/>
-              </w:rPr>
-            </w:pPr>
+              <w:jc w:val="center"/>
+              <w:rPr>
+                <w:rFonts w:ascii="Cambria" w:eastAsia="Cambria" w:hAnsi="Cambria" w:cs="Cambria"/>
+                <w:bCs/>
+                <w:sz w:val="20"/>
+                <w:szCs w:val="20"/>
+              </w:rPr>
+            </w:pPr>
+            <w:r>
+              <w:t>{ws_4}</w:t>
+            </w:r>
           </w:p>
         </w:tc>
         <w:tc>
@@ -1156,13 +1069,17 @@
           </w:p>
           <w:p>
             <w:pPr>
-              <w:rPr>
-                <w:rFonts w:ascii="Cambria" w:eastAsia="Cambria" w:hAnsi="Cambria" w:cs="Cambria"/>
-                <w:bCs/>
-                <w:sz w:val="20"/>
-                <w:szCs w:val="20"/>
-              </w:rPr>
-            </w:pPr>
+              <w:jc w:val="center"/>
+              <w:rPr>
+                <w:rFonts w:ascii="Cambria" w:eastAsia="Cambria" w:hAnsi="Cambria" w:cs="Cambria"/>
+                <w:bCs/>
+                <w:sz w:val="20"/>
+                <w:szCs w:val="20"/>
+              </w:rPr>
+            </w:pPr>
+            <w:r>
+              <w:t>{ws_5}</w:t>
+            </w:r>
           </w:p>
         </w:tc>
         <w:tc>
@@ -1190,13 +1107,17 @@
           </w:p>
           <w:p>
             <w:pPr>
-              <w:rPr>
-                <w:rFonts w:ascii="Cambria" w:eastAsia="Cambria" w:hAnsi="Cambria" w:cs="Cambria"/>
-                <w:bCs/>
-                <w:sz w:val="20"/>
-                <w:szCs w:val="20"/>
-              </w:rPr>
-            </w:pPr>
+              <w:jc w:val="center"/>
+              <w:rPr>
+                <w:rFonts w:ascii="Cambria" w:eastAsia="Cambria" w:hAnsi="Cambria" w:cs="Cambria"/>
+                <w:bCs/>
+                <w:sz w:val="20"/>
+                <w:szCs w:val="20"/>
+              </w:rPr>
+            </w:pPr>
+            <w:r>
+              <w:t>{ws_6}</w:t>
+            </w:r>
           </w:p>
         </w:tc>
         <w:tc>
@@ -1224,13 +1145,17 @@
           </w:p>
           <w:p>
             <w:pPr>
-              <w:rPr>
-                <w:rFonts w:ascii="Cambria" w:eastAsia="Cambria" w:hAnsi="Cambria" w:cs="Cambria"/>
-                <w:bCs/>
-                <w:sz w:val="20"/>
-                <w:szCs w:val="20"/>
-              </w:rPr>
-            </w:pPr>
+              <w:jc w:val="center"/>
+              <w:rPr>
+                <w:rFonts w:ascii="Cambria" w:eastAsia="Cambria" w:hAnsi="Cambria" w:cs="Cambria"/>
+                <w:bCs/>
+                <w:sz w:val="20"/>
+                <w:szCs w:val="20"/>
+              </w:rPr>
+            </w:pPr>
+            <w:r>
+              <w:t>{ws_7}</w:t>
+            </w:r>
           </w:p>
         </w:tc>
         <w:tc>
@@ -1258,13 +1183,17 @@
           </w:p>
           <w:p>
             <w:pPr>
-              <w:rPr>
-                <w:rFonts w:ascii="Cambria" w:eastAsia="Cambria" w:hAnsi="Cambria" w:cs="Cambria"/>
-                <w:bCs/>
-                <w:sz w:val="20"/>
-                <w:szCs w:val="20"/>
-              </w:rPr>
-            </w:pPr>
+              <w:jc w:val="center"/>
+              <w:rPr>
+                <w:rFonts w:ascii="Cambria" w:eastAsia="Cambria" w:hAnsi="Cambria" w:cs="Cambria"/>
+                <w:bCs/>
+                <w:sz w:val="20"/>
+                <w:szCs w:val="20"/>
+              </w:rPr>
+            </w:pPr>
+            <w:r>
+              <w:t>{ws_8}</w:t>
+            </w:r>
           </w:p>
         </w:tc>
       </w:tr>
@@ -1298,13 +1227,17 @@
           </w:p>
           <w:p>
             <w:pPr>
-              <w:rPr>
-                <w:rFonts w:ascii="Cambria" w:eastAsia="Cambria" w:hAnsi="Cambria" w:cs="Cambria"/>
-                <w:bCs/>
-                <w:sz w:val="20"/>
-                <w:szCs w:val="20"/>
-              </w:rPr>
-            </w:pPr>
+              <w:jc w:val="center"/>
+              <w:rPr>
+                <w:rFonts w:ascii="Cambria" w:eastAsia="Cambria" w:hAnsi="Cambria" w:cs="Cambria"/>
+                <w:bCs/>
+                <w:sz w:val="20"/>
+                <w:szCs w:val="20"/>
+              </w:rPr>
+            </w:pPr>
+            <w:r>
+              <w:t>{ws_9}</w:t>
+            </w:r>
           </w:p>
         </w:tc>
         <w:tc>
@@ -1332,13 +1265,17 @@
           </w:p>
           <w:p>
             <w:pPr>
-              <w:rPr>
-                <w:rFonts w:ascii="Cambria" w:eastAsia="Cambria" w:hAnsi="Cambria" w:cs="Cambria"/>
-                <w:bCs/>
-                <w:sz w:val="20"/>
-                <w:szCs w:val="20"/>
-              </w:rPr>
-            </w:pPr>
+              <w:jc w:val="center"/>
+              <w:rPr>
+                <w:rFonts w:ascii="Cambria" w:eastAsia="Cambria" w:hAnsi="Cambria" w:cs="Cambria"/>
+                <w:bCs/>
+                <w:sz w:val="20"/>
+                <w:szCs w:val="20"/>
+              </w:rPr>
+            </w:pPr>
+            <w:r>
+              <w:t>{ws_10}</w:t>
+            </w:r>
           </w:p>
         </w:tc>
         <w:tc>
@@ -1366,13 +1303,17 @@
           </w:p>
           <w:p>
             <w:pPr>
-              <w:rPr>
-                <w:rFonts w:ascii="Cambria" w:eastAsia="Cambria" w:hAnsi="Cambria" w:cs="Cambria"/>
-                <w:bCs/>
-                <w:sz w:val="20"/>
-                <w:szCs w:val="20"/>
-              </w:rPr>
-            </w:pPr>
+              <w:jc w:val="center"/>
+              <w:rPr>
+                <w:rFonts w:ascii="Cambria" w:eastAsia="Cambria" w:hAnsi="Cambria" w:cs="Cambria"/>
+                <w:bCs/>
+                <w:sz w:val="20"/>
+                <w:szCs w:val="20"/>
+              </w:rPr>
+            </w:pPr>
+            <w:r>
+              <w:t>{ws_11}</w:t>
+            </w:r>
           </w:p>
         </w:tc>
         <w:tc>
@@ -1400,13 +1341,17 @@
           </w:p>
           <w:p>
             <w:pPr>
-              <w:rPr>
-                <w:rFonts w:ascii="Cambria" w:eastAsia="Cambria" w:hAnsi="Cambria" w:cs="Cambria"/>
-                <w:bCs/>
-                <w:sz w:val="20"/>
-                <w:szCs w:val="20"/>
-              </w:rPr>
-            </w:pPr>
+              <w:jc w:val="center"/>
+              <w:rPr>
+                <w:rFonts w:ascii="Cambria" w:eastAsia="Cambria" w:hAnsi="Cambria" w:cs="Cambria"/>
+                <w:bCs/>
+                <w:sz w:val="20"/>
+                <w:szCs w:val="20"/>
+              </w:rPr>
+            </w:pPr>
+            <w:r>
+              <w:t>{ws_12}</w:t>
+            </w:r>
           </w:p>
         </w:tc>
         <w:tc>
@@ -1453,13 +1398,17 @@
           </w:p>
           <w:p>
             <w:pPr>
-              <w:rPr>
-                <w:rFonts w:ascii="Cambria" w:eastAsia="Cambria" w:hAnsi="Cambria" w:cs="Cambria"/>
-                <w:bCs/>
-                <w:sz w:val="20"/>
-                <w:szCs w:val="20"/>
-              </w:rPr>
-            </w:pPr>
+              <w:jc w:val="center"/>
+              <w:rPr>
+                <w:rFonts w:ascii="Cambria" w:eastAsia="Cambria" w:hAnsi="Cambria" w:cs="Cambria"/>
+                <w:bCs/>
+                <w:sz w:val="20"/>
+                <w:szCs w:val="20"/>
+              </w:rPr>
+            </w:pPr>
+            <w:r>
+              <w:t>{ws_13}</w:t>
+            </w:r>
           </w:p>
         </w:tc>
         <w:tc>
@@ -1487,13 +1436,17 @@
           </w:p>
           <w:p>
             <w:pPr>
-              <w:rPr>
-                <w:rFonts w:ascii="Cambria" w:eastAsia="Cambria" w:hAnsi="Cambria" w:cs="Cambria"/>
-                <w:bCs/>
-                <w:sz w:val="20"/>
-                <w:szCs w:val="20"/>
-              </w:rPr>
-            </w:pPr>
+              <w:jc w:val="center"/>
+              <w:rPr>
+                <w:rFonts w:ascii="Cambria" w:eastAsia="Cambria" w:hAnsi="Cambria" w:cs="Cambria"/>
+                <w:bCs/>
+                <w:sz w:val="20"/>
+                <w:szCs w:val="20"/>
+              </w:rPr>
+            </w:pPr>
+            <w:r>
+              <w:t>{ws_14}</w:t>
+            </w:r>
           </w:p>
         </w:tc>
         <w:tc>
@@ -1521,13 +1474,17 @@
           </w:p>
           <w:p>
             <w:pPr>
-              <w:rPr>
-                <w:rFonts w:ascii="Cambria" w:eastAsia="Cambria" w:hAnsi="Cambria" w:cs="Cambria"/>
-                <w:bCs/>
-                <w:sz w:val="20"/>
-                <w:szCs w:val="20"/>
-              </w:rPr>
-            </w:pPr>
+              <w:jc w:val="center"/>
+              <w:rPr>
+                <w:rFonts w:ascii="Cambria" w:eastAsia="Cambria" w:hAnsi="Cambria" w:cs="Cambria"/>
+                <w:bCs/>
+                <w:sz w:val="20"/>
+                <w:szCs w:val="20"/>
+              </w:rPr>
+            </w:pPr>
+            <w:r>
+              <w:t>{ws_15}</w:t>
+            </w:r>
           </w:p>
         </w:tc>
         <w:tc>
@@ -1555,13 +1512,17 @@
           </w:p>
           <w:p>
             <w:pPr>
-              <w:rPr>
-                <w:rFonts w:ascii="Cambria" w:eastAsia="Cambria" w:hAnsi="Cambria" w:cs="Cambria"/>
-                <w:bCs/>
-                <w:sz w:val="20"/>
-                <w:szCs w:val="20"/>
-              </w:rPr>
-            </w:pPr>
+              <w:jc w:val="center"/>
+              <w:rPr>
+                <w:rFonts w:ascii="Cambria" w:eastAsia="Cambria" w:hAnsi="Cambria" w:cs="Cambria"/>
+                <w:bCs/>
+                <w:sz w:val="20"/>
+                <w:szCs w:val="20"/>
+              </w:rPr>
+            </w:pPr>
+            <w:r>
+              <w:t>{ws_16}</w:t>
+            </w:r>
           </w:p>
         </w:tc>
       </w:tr>
@@ -1595,13 +1556,17 @@
           </w:p>
           <w:p>
             <w:pPr>
-              <w:rPr>
-                <w:rFonts w:ascii="Cambria" w:eastAsia="Cambria" w:hAnsi="Cambria" w:cs="Cambria"/>
-                <w:bCs/>
-                <w:sz w:val="20"/>
-                <w:szCs w:val="20"/>
-              </w:rPr>
-            </w:pPr>
+              <w:jc w:val="center"/>
+              <w:rPr>
+                <w:rFonts w:ascii="Cambria" w:eastAsia="Cambria" w:hAnsi="Cambria" w:cs="Cambria"/>
+                <w:bCs/>
+                <w:sz w:val="20"/>
+                <w:szCs w:val="20"/>
+              </w:rPr>
+            </w:pPr>
+            <w:r>
+              <w:t>{ws_17}</w:t>
+            </w:r>
           </w:p>
         </w:tc>
         <w:tc>
@@ -1629,13 +1594,17 @@
           </w:p>
           <w:p>
             <w:pPr>
-              <w:rPr>
-                <w:rFonts w:ascii="Cambria" w:eastAsia="Cambria" w:hAnsi="Cambria" w:cs="Cambria"/>
-                <w:bCs/>
-                <w:sz w:val="20"/>
-                <w:szCs w:val="20"/>
-              </w:rPr>
-            </w:pPr>
+              <w:jc w:val="center"/>
+              <w:rPr>
+                <w:rFonts w:ascii="Cambria" w:eastAsia="Cambria" w:hAnsi="Cambria" w:cs="Cambria"/>
+                <w:bCs/>
+                <w:sz w:val="20"/>
+                <w:szCs w:val="20"/>
+              </w:rPr>
+            </w:pPr>
+            <w:r>
+              <w:t>{ws_18}</w:t>
+            </w:r>
           </w:p>
         </w:tc>
         <w:tc>
@@ -1663,13 +1632,17 @@
           </w:p>
           <w:p>
             <w:pPr>
-              <w:rPr>
-                <w:rFonts w:ascii="Cambria" w:eastAsia="Cambria" w:hAnsi="Cambria" w:cs="Cambria"/>
-                <w:bCs/>
-                <w:sz w:val="20"/>
-                <w:szCs w:val="20"/>
-              </w:rPr>
-            </w:pPr>
+              <w:jc w:val="center"/>
+              <w:rPr>
+                <w:rFonts w:ascii="Cambria" w:eastAsia="Cambria" w:hAnsi="Cambria" w:cs="Cambria"/>
+                <w:bCs/>
+                <w:sz w:val="20"/>
+                <w:szCs w:val="20"/>
+              </w:rPr>
+            </w:pPr>
+            <w:r>
+              <w:t>{ws_19}</w:t>
+            </w:r>
           </w:p>
           <w:p>
             <w:pPr>
@@ -1707,13 +1680,17 @@
           </w:p>
           <w:p>
             <w:pPr>
-              <w:rPr>
-                <w:rFonts w:ascii="Cambria" w:eastAsia="Cambria" w:hAnsi="Cambria" w:cs="Cambria"/>
-                <w:bCs/>
-                <w:sz w:val="20"/>
-                <w:szCs w:val="20"/>
-              </w:rPr>
-            </w:pPr>
+              <w:jc w:val="center"/>
+              <w:rPr>
+                <w:rFonts w:ascii="Cambria" w:eastAsia="Cambria" w:hAnsi="Cambria" w:cs="Cambria"/>
+                <w:bCs/>
+                <w:sz w:val="20"/>
+                <w:szCs w:val="20"/>
+              </w:rPr>
+            </w:pPr>
+            <w:r>
+              <w:t>{ws_20}</w:t>
+            </w:r>
           </w:p>
           <w:p>
             <w:pPr>
@@ -1770,13 +1747,17 @@
           </w:p>
           <w:p>
             <w:pPr>
-              <w:rPr>
-                <w:rFonts w:ascii="Cambria" w:eastAsia="Cambria" w:hAnsi="Cambria" w:cs="Cambria"/>
-                <w:bCs/>
-                <w:sz w:val="20"/>
-                <w:szCs w:val="20"/>
-              </w:rPr>
-            </w:pPr>
+              <w:jc w:val="center"/>
+              <w:rPr>
+                <w:rFonts w:ascii="Cambria" w:eastAsia="Cambria" w:hAnsi="Cambria" w:cs="Cambria"/>
+                <w:bCs/>
+                <w:sz w:val="20"/>
+                <w:szCs w:val="20"/>
+              </w:rPr>
+            </w:pPr>
+            <w:r>
+              <w:t>{ws_21}</w:t>
+            </w:r>
           </w:p>
           <w:p>
             <w:pPr>
@@ -1814,13 +1795,17 @@
           </w:p>
           <w:p>
             <w:pPr>
-              <w:rPr>
-                <w:rFonts w:ascii="Cambria" w:eastAsia="Cambria" w:hAnsi="Cambria" w:cs="Cambria"/>
-                <w:bCs/>
-                <w:sz w:val="20"/>
-                <w:szCs w:val="20"/>
-              </w:rPr>
-            </w:pPr>
+              <w:jc w:val="center"/>
+              <w:rPr>
+                <w:rFonts w:ascii="Cambria" w:eastAsia="Cambria" w:hAnsi="Cambria" w:cs="Cambria"/>
+                <w:bCs/>
+                <w:sz w:val="20"/>
+                <w:szCs w:val="20"/>
+              </w:rPr>
+            </w:pPr>
+            <w:r>
+              <w:t>{ws_22}</w:t>
+            </w:r>
           </w:p>
           <w:p>
             <w:pPr>
@@ -1858,13 +1843,17 @@
           </w:p>
           <w:p>
             <w:pPr>
-              <w:rPr>
-                <w:rFonts w:ascii="Cambria" w:eastAsia="Cambria" w:hAnsi="Cambria" w:cs="Cambria"/>
-                <w:bCs/>
-                <w:sz w:val="20"/>
-                <w:szCs w:val="20"/>
-              </w:rPr>
-            </w:pPr>
+              <w:jc w:val="center"/>
+              <w:rPr>
+                <w:rFonts w:ascii="Cambria" w:eastAsia="Cambria" w:hAnsi="Cambria" w:cs="Cambria"/>
+                <w:bCs/>
+                <w:sz w:val="20"/>
+                <w:szCs w:val="20"/>
+              </w:rPr>
+            </w:pPr>
+            <w:r>
+              <w:t>{ws_23}</w:t>
+            </w:r>
           </w:p>
           <w:p>
             <w:pPr>
@@ -1902,13 +1891,17 @@
           </w:p>
           <w:p>
             <w:pPr>
-              <w:rPr>
-                <w:rFonts w:ascii="Cambria" w:eastAsia="Cambria" w:hAnsi="Cambria" w:cs="Cambria"/>
-                <w:bCs/>
-                <w:sz w:val="20"/>
-                <w:szCs w:val="20"/>
-              </w:rPr>
-            </w:pPr>
+              <w:jc w:val="center"/>
+              <w:rPr>
+                <w:rFonts w:ascii="Cambria" w:eastAsia="Cambria" w:hAnsi="Cambria" w:cs="Cambria"/>
+                <w:bCs/>
+                <w:sz w:val="20"/>
+                <w:szCs w:val="20"/>
+              </w:rPr>
+            </w:pPr>
+            <w:r>
+              <w:t>{ws_24}</w:t>
+            </w:r>
           </w:p>
           <w:p>
             <w:pPr>
@@ -1952,13 +1945,17 @@
           </w:p>
           <w:p>
             <w:pPr>
-              <w:rPr>
-                <w:rFonts w:ascii="Cambria" w:eastAsia="Cambria" w:hAnsi="Cambria" w:cs="Cambria"/>
-                <w:bCs/>
-                <w:sz w:val="20"/>
-                <w:szCs w:val="20"/>
-              </w:rPr>
-            </w:pPr>
+              <w:jc w:val="center"/>
+              <w:rPr>
+                <w:rFonts w:ascii="Cambria" w:eastAsia="Cambria" w:hAnsi="Cambria" w:cs="Cambria"/>
+                <w:bCs/>
+                <w:sz w:val="20"/>
+                <w:szCs w:val="20"/>
+              </w:rPr>
+            </w:pPr>
+            <w:r>
+              <w:t>{ws_25}</w:t>
+            </w:r>
           </w:p>
           <w:p>
             <w:pPr>
@@ -1996,13 +1993,17 @@
           </w:p>
           <w:p>
             <w:pPr>
-              <w:rPr>
-                <w:rFonts w:ascii="Cambria" w:eastAsia="Cambria" w:hAnsi="Cambria" w:cs="Cambria"/>
-                <w:bCs/>
-                <w:sz w:val="20"/>
-                <w:szCs w:val="20"/>
-              </w:rPr>
-            </w:pPr>
+              <w:jc w:val="center"/>
+              <w:rPr>
+                <w:rFonts w:ascii="Cambria" w:eastAsia="Cambria" w:hAnsi="Cambria" w:cs="Cambria"/>
+                <w:bCs/>
+                <w:sz w:val="20"/>
+                <w:szCs w:val="20"/>
+              </w:rPr>
+            </w:pPr>
+            <w:r>
+              <w:t>{ws_26}</w:t>
+            </w:r>
           </w:p>
         </w:tc>
         <w:tc>
@@ -2030,13 +2031,17 @@
           </w:p>
           <w:p>
             <w:pPr>
-              <w:rPr>
-                <w:rFonts w:ascii="Cambria" w:eastAsia="Cambria" w:hAnsi="Cambria" w:cs="Cambria"/>
-                <w:bCs/>
-                <w:sz w:val="20"/>
-                <w:szCs w:val="20"/>
-              </w:rPr>
-            </w:pPr>
+              <w:jc w:val="center"/>
+              <w:rPr>
+                <w:rFonts w:ascii="Cambria" w:eastAsia="Cambria" w:hAnsi="Cambria" w:cs="Cambria"/>
+                <w:bCs/>
+                <w:sz w:val="20"/>
+                <w:szCs w:val="20"/>
+              </w:rPr>
+            </w:pPr>
+            <w:r>
+              <w:t>{ws_27}</w:t>
+            </w:r>
           </w:p>
         </w:tc>
         <w:tc>
@@ -2064,13 +2069,17 @@
           </w:p>
           <w:p>
             <w:pPr>
-              <w:rPr>
-                <w:rFonts w:ascii="Cambria" w:eastAsia="Cambria" w:hAnsi="Cambria" w:cs="Cambria"/>
-                <w:bCs/>
-                <w:sz w:val="20"/>
-                <w:szCs w:val="20"/>
-              </w:rPr>
-            </w:pPr>
+              <w:jc w:val="center"/>
+              <w:rPr>
+                <w:rFonts w:ascii="Cambria" w:eastAsia="Cambria" w:hAnsi="Cambria" w:cs="Cambria"/>
+                <w:bCs/>
+                <w:sz w:val="20"/>
+                <w:szCs w:val="20"/>
+              </w:rPr>
+            </w:pPr>
+            <w:r>
+              <w:t>{ws_28}</w:t>
+            </w:r>
           </w:p>
         </w:tc>
         <w:tc>
@@ -2117,13 +2126,17 @@
           </w:p>
           <w:p>
             <w:pPr>
-              <w:rPr>
-                <w:rFonts w:ascii="Cambria" w:eastAsia="Cambria" w:hAnsi="Cambria" w:cs="Cambria"/>
-                <w:bCs/>
-                <w:sz w:val="20"/>
-                <w:szCs w:val="20"/>
-              </w:rPr>
-            </w:pPr>
+              <w:jc w:val="center"/>
+              <w:rPr>
+                <w:rFonts w:ascii="Cambria" w:eastAsia="Cambria" w:hAnsi="Cambria" w:cs="Cambria"/>
+                <w:bCs/>
+                <w:sz w:val="20"/>
+                <w:szCs w:val="20"/>
+              </w:rPr>
+            </w:pPr>
+            <w:r>
+              <w:t>{ws_29}</w:t>
+            </w:r>
           </w:p>
         </w:tc>
         <w:tc>
@@ -2151,13 +2164,17 @@
           </w:p>
           <w:p>
             <w:pPr>
-              <w:rPr>
-                <w:rFonts w:ascii="Cambria" w:eastAsia="Cambria" w:hAnsi="Cambria" w:cs="Cambria"/>
-                <w:bCs/>
-                <w:sz w:val="20"/>
-                <w:szCs w:val="20"/>
-              </w:rPr>
-            </w:pPr>
+              <w:jc w:val="center"/>
+              <w:rPr>
+                <w:rFonts w:ascii="Cambria" w:eastAsia="Cambria" w:hAnsi="Cambria" w:cs="Cambria"/>
+                <w:bCs/>
+                <w:sz w:val="20"/>
+                <w:szCs w:val="20"/>
+              </w:rPr>
+            </w:pPr>
+            <w:r>
+              <w:t>{ws_30}</w:t>
+            </w:r>
           </w:p>
         </w:tc>
         <w:tc>
@@ -2185,13 +2202,17 @@
           </w:p>
           <w:p>
             <w:pPr>
-              <w:rPr>
-                <w:rFonts w:ascii="Cambria" w:eastAsia="Cambria" w:hAnsi="Cambria" w:cs="Cambria"/>
-                <w:bCs/>
-                <w:sz w:val="20"/>
-                <w:szCs w:val="20"/>
-              </w:rPr>
-            </w:pPr>
+              <w:jc w:val="center"/>
+              <w:rPr>
+                <w:rFonts w:ascii="Cambria" w:eastAsia="Cambria" w:hAnsi="Cambria" w:cs="Cambria"/>
+                <w:bCs/>
+                <w:sz w:val="20"/>
+                <w:szCs w:val="20"/>
+              </w:rPr>
+            </w:pPr>
+            <w:r>
+              <w:t>{ws_31}</w:t>
+            </w:r>
           </w:p>
         </w:tc>
         <w:tc>
@@ -2219,13 +2240,17 @@
           </w:p>
           <w:p>
             <w:pPr>
-              <w:rPr>
-                <w:rFonts w:ascii="Cambria" w:eastAsia="Cambria" w:hAnsi="Cambria" w:cs="Cambria"/>
-                <w:bCs/>
-                <w:sz w:val="20"/>
-                <w:szCs w:val="20"/>
-              </w:rPr>
-            </w:pPr>
+              <w:jc w:val="center"/>
+              <w:rPr>
+                <w:rFonts w:ascii="Cambria" w:eastAsia="Cambria" w:hAnsi="Cambria" w:cs="Cambria"/>
+                <w:bCs/>
+                <w:sz w:val="20"/>
+                <w:szCs w:val="20"/>
+              </w:rPr>
+            </w:pPr>
+            <w:r>
+              <w:t>{ws_32}</w:t>
+            </w:r>
           </w:p>
         </w:tc>
       </w:tr>
@@ -2267,6 +2292,9 @@
                 <w:szCs w:val="20"/>
               </w:rPr>
             </w:pPr>
+            <w:r>
+              <w:t>{ws_33}</w:t>
+            </w:r>
           </w:p>
         </w:tc>
         <w:tc>
@@ -2302,6 +2330,9 @@
                 <w:szCs w:val="20"/>
               </w:rPr>
             </w:pPr>
+            <w:r>
+              <w:t>{ws_34}</w:t>
+            </w:r>
           </w:p>
         </w:tc>
         <w:tc>
@@ -2337,6 +2368,9 @@
                 <w:szCs w:val="20"/>
               </w:rPr>
             </w:pPr>
+            <w:r>
+              <w:t>{ws_35}</w:t>
+            </w:r>
           </w:p>
         </w:tc>
         <w:tc>
@@ -2364,13 +2398,17 @@
           </w:p>
           <w:p>
             <w:pPr>
-              <w:rPr>
-                <w:rFonts w:ascii="Cambria" w:eastAsia="Cambria" w:hAnsi="Cambria" w:cs="Cambria"/>
-                <w:bCs/>
-                <w:sz w:val="20"/>
-                <w:szCs w:val="20"/>
-              </w:rPr>
-            </w:pPr>
+              <w:jc w:val="center"/>
+              <w:rPr>
+                <w:rFonts w:ascii="Cambria" w:eastAsia="Cambria" w:hAnsi="Cambria" w:cs="Cambria"/>
+                <w:bCs/>
+                <w:sz w:val="20"/>
+                <w:szCs w:val="20"/>
+              </w:rPr>
+            </w:pPr>
+            <w:r>
+              <w:t>{ws_36}</w:t>
+            </w:r>
           </w:p>
         </w:tc>
         <w:tc>
@@ -2417,13 +2455,17 @@
           </w:p>
           <w:p>
             <w:pPr>
-              <w:rPr>
-                <w:rFonts w:ascii="Cambria" w:eastAsia="Cambria" w:hAnsi="Cambria" w:cs="Cambria"/>
-                <w:bCs/>
-                <w:sz w:val="20"/>
-                <w:szCs w:val="20"/>
-              </w:rPr>
-            </w:pPr>
+              <w:jc w:val="center"/>
+              <w:rPr>
+                <w:rFonts w:ascii="Cambria" w:eastAsia="Cambria" w:hAnsi="Cambria" w:cs="Cambria"/>
+                <w:bCs/>
+                <w:sz w:val="20"/>
+                <w:szCs w:val="20"/>
+              </w:rPr>
+            </w:pPr>
+            <w:r>
+              <w:t>{ws_37}</w:t>
+            </w:r>
           </w:p>
         </w:tc>
         <w:tc>
@@ -2451,13 +2493,17 @@
           </w:p>
           <w:p>
             <w:pPr>
-              <w:rPr>
-                <w:rFonts w:ascii="Cambria" w:eastAsia="Cambria" w:hAnsi="Cambria" w:cs="Cambria"/>
-                <w:bCs/>
-                <w:sz w:val="20"/>
-                <w:szCs w:val="20"/>
-              </w:rPr>
-            </w:pPr>
+              <w:jc w:val="center"/>
+              <w:rPr>
+                <w:rFonts w:ascii="Cambria" w:eastAsia="Cambria" w:hAnsi="Cambria" w:cs="Cambria"/>
+                <w:bCs/>
+                <w:sz w:val="20"/>
+                <w:szCs w:val="20"/>
+              </w:rPr>
+            </w:pPr>
+            <w:r>
+              <w:t>{ws_38}</w:t>
+            </w:r>
           </w:p>
         </w:tc>
         <w:tc>
@@ -2485,13 +2531,17 @@
           </w:p>
           <w:p>
             <w:pPr>
-              <w:rPr>
-                <w:rFonts w:ascii="Cambria" w:eastAsia="Cambria" w:hAnsi="Cambria" w:cs="Cambria"/>
-                <w:bCs/>
-                <w:sz w:val="20"/>
-                <w:szCs w:val="20"/>
-              </w:rPr>
-            </w:pPr>
+              <w:jc w:val="center"/>
+              <w:rPr>
+                <w:rFonts w:ascii="Cambria" w:eastAsia="Cambria" w:hAnsi="Cambria" w:cs="Cambria"/>
+                <w:bCs/>
+                <w:sz w:val="20"/>
+                <w:szCs w:val="20"/>
+              </w:rPr>
+            </w:pPr>
+            <w:r>
+              <w:t>{ws_39}</w:t>
+            </w:r>
           </w:p>
         </w:tc>
         <w:tc>
@@ -2519,13 +2569,17 @@
           </w:p>
           <w:p>
             <w:pPr>
-              <w:rPr>
-                <w:rFonts w:ascii="Cambria" w:eastAsia="Cambria" w:hAnsi="Cambria" w:cs="Cambria"/>
-                <w:bCs/>
-                <w:sz w:val="20"/>
-                <w:szCs w:val="20"/>
-              </w:rPr>
-            </w:pPr>
+              <w:jc w:val="center"/>
+              <w:rPr>
+                <w:rFonts w:ascii="Cambria" w:eastAsia="Cambria" w:hAnsi="Cambria" w:cs="Cambria"/>
+                <w:bCs/>
+                <w:sz w:val="20"/>
+                <w:szCs w:val="20"/>
+              </w:rPr>
+            </w:pPr>
+            <w:r>
+              <w:t>{ws_40}</w:t>
+            </w:r>
           </w:p>
         </w:tc>
       </w:tr>
@@ -2567,8 +2621,17 @@
           <w:rFonts w:ascii="Cambria" w:eastAsia="Cambria" w:hAnsi="Cambria" w:cs="Cambria"/>
           <w:u w:val="single"/>
         </w:rPr>
-        <w:t>{general_remarks</w:t>
+        <w:t>{</w:t>
       </w:r>
+      <w:proofErr w:type="spellStart"/>
+      <w:r>
+        <w:rPr>
+          <w:rFonts w:ascii="Cambria" w:eastAsia="Cambria" w:hAnsi="Cambria" w:cs="Cambria"/>
+          <w:u w:val="single"/>
+        </w:rPr>
+        <w:t>general_remarks</w:t>
+      </w:r>
+      <w:proofErr w:type="spellEnd"/>
       <w:r>
         <w:rPr>
           <w:rFonts w:ascii="Cambria" w:eastAsia="Cambria" w:hAnsi="Cambria" w:cs="Cambria"/>
@@ -2576,8 +2639,6 @@
         </w:rPr>
         <w:t>}</w:t>
       </w:r>
-      <w:bookmarkStart w:id="0" w:name="_GoBack"/>
-      <w:bookmarkEnd w:id="0"/>
     </w:p>
     <w:p>
       <w:pPr>
@@ -2599,13 +2660,7 @@
         <w:rPr>
           <w:rFonts w:ascii="Cambria" w:eastAsia="Cambria" w:hAnsi="Cambria" w:cs="Cambria"/>
         </w:rPr>
-        <w:t xml:space="preserve">- - - - - - - - - - - - - - - - - - - - - - - - - - - - - - - - - - - - - - - - - - - - - - - - - - - - - - - - - - - - - </w:t>
-      </w:r>
-      <w:r>
-        <w:rPr>
-          <w:rFonts w:ascii="Cambria" w:eastAsia="Cambria" w:hAnsi="Cambria" w:cs="Cambria"/>
-        </w:rPr>
-        <w:t>- - - - - - - - - - - - - - - -</w:t>
+        <w:t>- - - - - - - - - - - - - - - - - - - - - - - - - - - - - - - - - - - - - - - - - - - - - - - - - - - - - - - - - - - - - - - - - - - - - - - - - - - - -</w:t>
       </w:r>
       <w:r>
         <w:rPr>
@@ -2870,6 +2925,7 @@
               <w:rPr>
                 <w:rFonts w:ascii="Cambria" w:eastAsia="Cambria" w:hAnsi="Cambria" w:cs="Cambria"/>
               </w:rPr>
+              <w:lastRenderedPageBreak/>
               <w:t>Laboratory Custodian</w:t>
             </w:r>
           </w:p>
@@ -2888,19 +2944,7 @@
               <w:rPr>
                 <w:rFonts w:ascii="Cambria" w:eastAsia="Cambria" w:hAnsi="Cambria" w:cs="Cambria"/>
               </w:rPr>
-              <w:t>Dean,</w:t>
-            </w:r>
-            <w:r>
-              <w:rPr>
-                <w:rFonts w:ascii="Cambria" w:eastAsia="Cambria" w:hAnsi="Cambria" w:cs="Cambria"/>
-              </w:rPr>
-              <w:t xml:space="preserve"> </w:t>
-            </w:r>
-            <w:r>
-              <w:rPr>
-                <w:rFonts w:ascii="Cambria" w:eastAsia="Cambria" w:hAnsi="Cambria" w:cs="Cambria"/>
-              </w:rPr>
-              <w:t>CIT</w:t>
+              <w:t>Dean, CIT</w:t>
             </w:r>
           </w:p>
         </w:tc>
@@ -2914,6 +2958,7 @@
         </w:rPr>
       </w:pPr>
     </w:p>
+    <w:p/>
     <w:sectPr>
       <w:headerReference w:type="even" r:id="rId6"/>
       <w:headerReference w:type="default" r:id="rId7"/>
@@ -3590,7 +3635,6 @@
       <w:rPr>
         <w:noProof/>
         <w:color w:val="000000"/>
-        <w:lang w:val="en-PH" w:eastAsia="en-PH"/>
       </w:rPr>
       <w:drawing>
         <wp:inline distT="0" distB="0" distL="0" distR="0" wp14:anchorId="2BA53806" wp14:editId="7C62F8B2">

--- a/frontend/public/Lab2_DAR.docx
+++ b/frontend/public/Lab2_DAR.docx
@@ -213,8 +213,6 @@
             </w:r>
           </w:p>
         </w:tc>
-        <w:bookmarkStart w:id="0" w:name="_GoBack"/>
-        <w:bookmarkEnd w:id="0"/>
       </w:tr>
       <w:tr>
         <w:trPr>
@@ -2616,6 +2614,8 @@
         </w:rPr>
         <w:t xml:space="preserve"> </w:t>
       </w:r>
+      <w:bookmarkStart w:id="0" w:name="_GoBack"/>
+      <w:bookmarkEnd w:id="0"/>
       <w:r>
         <w:rPr>
           <w:rFonts w:ascii="Cambria" w:eastAsia="Cambria" w:hAnsi="Cambria" w:cs="Cambria"/>
@@ -3635,6 +3635,7 @@
       <w:rPr>
         <w:noProof/>
         <w:color w:val="000000"/>
+        <w:lang w:val="en-PH" w:eastAsia="en-PH"/>
       </w:rPr>
       <w:drawing>
         <wp:inline distT="0" distB="0" distL="0" distR="0" wp14:anchorId="2BA53806" wp14:editId="7C62F8B2">
